--- a/internal_doc/00.项目管理/01.会议纪要/例会纪要_20150119.docx
+++ b/internal_doc/00.项目管理/01.会议纪要/例会纪要_20150119.docx
@@ -360,9 +360,6 @@
       <w:pPr>
         <w:ind w:firstLineChars="50" w:firstLine="105"/>
         <w:jc w:val="left"/>
-        <w:rPr>
-          <w:rFonts w:hint="eastAsia"/>
-        </w:rPr>
       </w:pPr>
       <w:r>
         <w:rPr>
@@ -2016,9 +2013,6 @@
           <w:p>
             <w:pPr>
               <w:jc w:val="left"/>
-              <w:rPr>
-                <w:rFonts w:hint="eastAsia"/>
-              </w:rPr>
             </w:pPr>
             <w:proofErr w:type="spellStart"/>
             <w:r>
@@ -2043,9 +2037,6 @@
           <w:p>
             <w:pPr>
               <w:jc w:val="left"/>
-              <w:rPr>
-                <w:rFonts w:hint="eastAsia"/>
-              </w:rPr>
             </w:pPr>
             <w:r>
               <w:rPr>
@@ -2062,9 +2053,6 @@
           <w:p>
             <w:pPr>
               <w:jc w:val="left"/>
-              <w:rPr>
-                <w:rFonts w:hint="eastAsia"/>
-              </w:rPr>
             </w:pPr>
             <w:r>
               <w:rPr>
@@ -2092,7 +2080,6 @@
             <w:pPr>
               <w:jc w:val="left"/>
               <w:rPr>
-                <w:rFonts w:hint="eastAsia"/>
                 <w:color w:val="D9D9D9" w:themeColor="background1" w:themeShade="D9"/>
               </w:rPr>
             </w:pPr>
@@ -2408,9 +2395,6 @@
           <w:p>
             <w:pPr>
               <w:jc w:val="left"/>
-              <w:rPr>
-                <w:rFonts w:hint="eastAsia"/>
-              </w:rPr>
             </w:pPr>
             <w:r>
               <w:rPr>
@@ -3495,9 +3479,6 @@
                 <w:tab w:val="left" w:pos="2231"/>
               </w:tabs>
               <w:jc w:val="left"/>
-              <w:rPr>
-                <w:rFonts w:hint="eastAsia"/>
-              </w:rPr>
             </w:pPr>
             <w:proofErr w:type="spellStart"/>
             <w:r>
@@ -3533,9 +3514,6 @@
                 <w:tab w:val="left" w:pos="450"/>
               </w:tabs>
               <w:jc w:val="left"/>
-              <w:rPr>
-                <w:rFonts w:hint="eastAsia"/>
-              </w:rPr>
             </w:pPr>
             <w:r>
               <w:rPr>
@@ -3555,9 +3533,6 @@
                 <w:tab w:val="left" w:pos="240"/>
               </w:tabs>
               <w:jc w:val="left"/>
-              <w:rPr>
-                <w:rFonts w:hint="eastAsia"/>
-              </w:rPr>
             </w:pPr>
             <w:r>
               <w:rPr>
@@ -3784,7 +3759,6 @@
               </w:tabs>
               <w:jc w:val="left"/>
               <w:rPr>
-                <w:rFonts w:hint="eastAsia"/>
                 <w:color w:val="000000" w:themeColor="text1"/>
               </w:rPr>
             </w:pPr>
@@ -3815,7 +3789,6 @@
               </w:tabs>
               <w:jc w:val="left"/>
               <w:rPr>
-                <w:rFonts w:hint="eastAsia"/>
                 <w:color w:val="000000" w:themeColor="text1"/>
               </w:rPr>
             </w:pPr>
@@ -3867,7 +3840,6 @@
               </w:tabs>
               <w:jc w:val="left"/>
               <w:rPr>
-                <w:rFonts w:hint="eastAsia"/>
                 <w:color w:val="000000" w:themeColor="text1"/>
               </w:rPr>
             </w:pPr>
@@ -3905,7 +3877,6 @@
               </w:tabs>
               <w:jc w:val="left"/>
               <w:rPr>
-                <w:rFonts w:hint="eastAsia"/>
                 <w:color w:val="000000" w:themeColor="text1"/>
               </w:rPr>
             </w:pPr>
@@ -3915,6 +3886,142 @@
                 <w:color w:val="000000" w:themeColor="text1"/>
               </w:rPr>
               <w:t>胡晓均</w:t>
+            </w:r>
+          </w:p>
+        </w:tc>
+        <w:tc>
+          <w:tcPr>
+            <w:tcW w:w="1044" w:type="dxa"/>
+          </w:tcPr>
+          <w:p>
+            <w:pPr>
+              <w:tabs>
+                <w:tab w:val="left" w:pos="240"/>
+              </w:tabs>
+              <w:jc w:val="left"/>
+              <w:rPr>
+                <w:color w:val="000000" w:themeColor="text1"/>
+              </w:rPr>
+            </w:pPr>
+            <w:r>
+              <w:rPr>
+                <w:rFonts w:hint="eastAsia"/>
+                <w:color w:val="000000" w:themeColor="text1"/>
+              </w:rPr>
+              <w:t>01-19</w:t>
+            </w:r>
+          </w:p>
+        </w:tc>
+        <w:tc>
+          <w:tcPr>
+            <w:tcW w:w="1016" w:type="dxa"/>
+          </w:tcPr>
+          <w:p>
+            <w:pPr>
+              <w:jc w:val="left"/>
+              <w:rPr>
+                <w:color w:val="000000" w:themeColor="text1"/>
+              </w:rPr>
+            </w:pPr>
+          </w:p>
+        </w:tc>
+        <w:tc>
+          <w:tcPr>
+            <w:tcW w:w="1818" w:type="dxa"/>
+          </w:tcPr>
+          <w:p>
+            <w:pPr>
+              <w:jc w:val="left"/>
+              <w:rPr>
+                <w:color w:val="000000" w:themeColor="text1"/>
+              </w:rPr>
+            </w:pPr>
+          </w:p>
+        </w:tc>
+      </w:tr>
+      <w:tr>
+        <w:tc>
+          <w:tcPr>
+            <w:tcW w:w="3652" w:type="dxa"/>
+          </w:tcPr>
+          <w:p>
+            <w:pPr>
+              <w:tabs>
+                <w:tab w:val="left" w:pos="2231"/>
+              </w:tabs>
+              <w:jc w:val="left"/>
+              <w:rPr>
+                <w:rFonts w:hint="eastAsia"/>
+                <w:color w:val="000000" w:themeColor="text1"/>
+              </w:rPr>
+            </w:pPr>
+            <w:r>
+              <w:rPr>
+                <w:rFonts w:hint="eastAsia"/>
+                <w:color w:val="000000" w:themeColor="text1"/>
+              </w:rPr>
+              <w:t>split</w:t>
+            </w:r>
+            <w:r>
+              <w:rPr>
+                <w:rFonts w:hint="eastAsia"/>
+                <w:color w:val="000000" w:themeColor="text1"/>
+              </w:rPr>
+              <w:t>支持</w:t>
+            </w:r>
+            <w:proofErr w:type="spellStart"/>
+            <w:r>
+              <w:rPr>
+                <w:rFonts w:hint="eastAsia"/>
+                <w:color w:val="000000" w:themeColor="text1"/>
+              </w:rPr>
+              <w:t>cl</w:t>
+            </w:r>
+            <w:proofErr w:type="spellEnd"/>
+            <w:r>
+              <w:rPr>
+                <w:rFonts w:hint="eastAsia"/>
+                <w:color w:val="000000" w:themeColor="text1"/>
+              </w:rPr>
+              <w:t>的</w:t>
+            </w:r>
+            <w:r>
+              <w:rPr>
+                <w:rFonts w:hint="eastAsia"/>
+                <w:color w:val="000000" w:themeColor="text1"/>
+              </w:rPr>
+              <w:t>w</w:t>
+            </w:r>
+            <w:r>
+              <w:rPr>
+                <w:rFonts w:hint="eastAsia"/>
+                <w:color w:val="000000" w:themeColor="text1"/>
+              </w:rPr>
+              <w:t>参数</w:t>
+            </w:r>
+          </w:p>
+        </w:tc>
+        <w:tc>
+          <w:tcPr>
+            <w:tcW w:w="992" w:type="dxa"/>
+          </w:tcPr>
+          <w:p>
+            <w:pPr>
+              <w:tabs>
+                <w:tab w:val="left" w:pos="450"/>
+              </w:tabs>
+              <w:jc w:val="left"/>
+              <w:rPr>
+                <w:rFonts w:hint="eastAsia"/>
+                <w:color w:val="000000" w:themeColor="text1"/>
+              </w:rPr>
+            </w:pPr>
+            <w:r>
+              <w:rPr>
+                <w:rFonts w:hint="eastAsia"/>
+                <w:color w:val="000000" w:themeColor="text1"/>
+              </w:rPr>
+              <w:t>许建辉</w:t>
             </w:r>
           </w:p>
         </w:tc>
@@ -4927,6 +5034,7 @@
                 <w:rFonts w:hint="eastAsia"/>
                 <w:color w:val="BFBFBF" w:themeColor="background1" w:themeShade="BF"/>
               </w:rPr>
+              <w:lastRenderedPageBreak/>
               <w:t>修改驱动</w:t>
             </w:r>
             <w:proofErr w:type="spellStart"/>
@@ -5063,7 +5171,6 @@
               <w:rPr>
                 <w:color w:val="BFBFBF" w:themeColor="background1" w:themeShade="BF"/>
               </w:rPr>
-              <w:lastRenderedPageBreak/>
               <w:t>C</w:t>
             </w:r>
             <w:r>
@@ -5852,7 +5959,6 @@
             <w:pPr>
               <w:jc w:val="left"/>
               <w:rPr>
-                <w:rFonts w:hint="eastAsia"/>
                 <w:color w:val="808080" w:themeColor="background1" w:themeShade="80"/>
               </w:rPr>
             </w:pPr>
@@ -5888,7 +5994,6 @@
             <w:pPr>
               <w:jc w:val="left"/>
               <w:rPr>
-                <w:rFonts w:hint="eastAsia"/>
                 <w:color w:val="808080" w:themeColor="background1" w:themeShade="80"/>
               </w:rPr>
             </w:pPr>
@@ -5910,7 +6015,6 @@
             <w:pPr>
               <w:jc w:val="left"/>
               <w:rPr>
-                <w:rFonts w:hint="eastAsia"/>
                 <w:color w:val="808080" w:themeColor="background1" w:themeShade="80"/>
               </w:rPr>
             </w:pPr>
@@ -5937,7 +6041,6 @@
             <w:pPr>
               <w:jc w:val="left"/>
               <w:rPr>
-                <w:rFonts w:hint="eastAsia"/>
                 <w:color w:val="808080" w:themeColor="background1" w:themeShade="80"/>
               </w:rPr>
             </w:pPr>
@@ -6384,7 +6487,6 @@
               </w:tabs>
               <w:jc w:val="left"/>
               <w:rPr>
-                <w:rFonts w:hint="eastAsia"/>
                 <w:color w:val="BFBFBF" w:themeColor="background1" w:themeShade="BF"/>
               </w:rPr>
             </w:pPr>
@@ -6441,7 +6543,6 @@
               </w:tabs>
               <w:jc w:val="left"/>
               <w:rPr>
-                <w:rFonts w:hint="eastAsia"/>
                 <w:color w:val="BFBFBF" w:themeColor="background1" w:themeShade="BF"/>
               </w:rPr>
             </w:pPr>
@@ -6466,7 +6567,6 @@
               </w:tabs>
               <w:jc w:val="left"/>
               <w:rPr>
-                <w:rFonts w:hint="eastAsia"/>
                 <w:color w:val="BFBFBF" w:themeColor="background1" w:themeShade="BF"/>
               </w:rPr>
             </w:pPr>
@@ -6500,7 +6600,6 @@
             <w:pPr>
               <w:jc w:val="left"/>
               <w:rPr>
-                <w:rFonts w:hint="eastAsia"/>
                 <w:color w:val="BFBFBF" w:themeColor="background1" w:themeShade="BF"/>
               </w:rPr>
             </w:pPr>
